--- a/docs_ute/WBS 2.3 - Thiết lập ma trận truy vết yêu cầu (RTM).docx
+++ b/docs_ute/WBS 2.3 - Thiết lập ma trận truy vết yêu cầu (RTM).docx
@@ -277,7 +277,7 @@
                 <w:sz w:val="18"/>
                 <w:szCs w:val="18"/>
               </w:rPr>
-              <w:t>Phan Đình Duẩn</w:t>
+              <w:t xml:space="preserve">Phan Đình Duẩn </w:t>
             </w:r>
             <w:bookmarkStart w:id="0" w:name="_GoBack"/>
             <w:bookmarkEnd w:id="0"/>
@@ -2028,7 +2028,7 @@
                 <w:sz w:val="18"/>
                 <w:szCs w:val="18"/>
               </w:rPr>
-              <w:t>BUSR-10</w:t>
+              <w:t>BUSR-10, 12</w:t>
             </w:r>
           </w:p>
         </w:tc>
@@ -2340,6 +2340,215 @@
                 <w:szCs w:val="18"/>
               </w:rPr>
               <w:t>AC: Kiểm tra Quota nguyên tử; Retry &lt;= 2 lần không tính quota; Sandbox.</w:t>
+            </w:r>
+          </w:p>
+        </w:tc>
+      </w:tr>
+      <w:tr>
+        <w:trPr>
+          <w:jc w:val="center"/>
+        </w:trPr>
+        <w:tc>
+          <w:tcPr>
+            <w:tcW w:w="1400" w:type="dxa"/>
+            <w:tcBorders>
+              <w:top w:val="single" w:color="000000" w:sz="4" w:space="0"/>
+              <w:left w:val="single" w:color="000000" w:sz="4" w:space="0"/>
+              <w:bottom w:val="single" w:color="000000" w:sz="4" w:space="0"/>
+              <w:right w:val="single" w:color="000000" w:sz="4" w:space="0"/>
+            </w:tcBorders>
+            <w:shd w:val="clear" w:color="auto" w:fill="F8FAFD"/>
+            <w:tcMar>
+              <w:top w:w="100" w:type="dxa"/>
+              <w:left w:w="140" w:type="dxa"/>
+              <w:bottom w:w="100" w:type="dxa"/>
+              <w:right w:w="140" w:type="dxa"/>
+            </w:tcMar>
+            <w:vAlign w:val="top"/>
+          </w:tcPr>
+          <w:p>
+            <w:pPr>
+              <w:spacing w:before="40" w:after="40" w:line="240" w:lineRule="auto"/>
+              <w:jc w:val="left"/>
+            </w:pPr>
+            <w:r>
+              <w:rPr>
+                <w:rFonts w:ascii="Google Sans Text" w:hAnsi="Google Sans Text" w:cs="Google Sans Text"/>
+                <w:color w:val="1F1F1F"/>
+                <w:sz w:val="18"/>
+                <w:szCs w:val="18"/>
+              </w:rPr>
+              <w:t>Quản trị &amp; Phân quyền RBAC (WBS 1.3)</w:t>
+            </w:r>
+          </w:p>
+        </w:tc>
+        <w:tc>
+          <w:tcPr>
+            <w:tcW w:w="800" w:type="dxa"/>
+            <w:tcBorders>
+              <w:top w:val="single" w:color="000000" w:sz="4" w:space="0"/>
+              <w:left w:val="single" w:color="000000" w:sz="4" w:space="0"/>
+              <w:bottom w:val="single" w:color="000000" w:sz="4" w:space="0"/>
+              <w:right w:val="single" w:color="000000" w:sz="4" w:space="0"/>
+            </w:tcBorders>
+            <w:shd w:val="clear" w:color="auto" w:fill="F8FAFD"/>
+            <w:tcMar>
+              <w:top w:w="100" w:type="dxa"/>
+              <w:left w:w="140" w:type="dxa"/>
+              <w:bottom w:w="100" w:type="dxa"/>
+              <w:right w:w="140" w:type="dxa"/>
+            </w:tcMar>
+            <w:vAlign w:val="top"/>
+          </w:tcPr>
+          <w:p>
+            <w:pPr>
+              <w:spacing w:before="40" w:after="40" w:line="240" w:lineRule="auto"/>
+              <w:jc w:val="left"/>
+            </w:pPr>
+            <w:r>
+              <w:rPr>
+                <w:rFonts w:ascii="Google Sans Text" w:hAnsi="Google Sans Text" w:cs="Google Sans Text"/>
+                <w:color w:val="1F1F1F"/>
+                <w:sz w:val="18"/>
+                <w:szCs w:val="18"/>
+              </w:rPr>
+              <w:t>BR-006</w:t>
+            </w:r>
+          </w:p>
+        </w:tc>
+        <w:tc>
+          <w:tcPr>
+            <w:tcW w:w="1100" w:type="dxa"/>
+            <w:tcBorders>
+              <w:top w:val="single" w:color="000000" w:sz="4" w:space="0"/>
+              <w:left w:val="single" w:color="000000" w:sz="4" w:space="0"/>
+              <w:bottom w:val="single" w:color="000000" w:sz="4" w:space="0"/>
+              <w:right w:val="single" w:color="000000" w:sz="4" w:space="0"/>
+            </w:tcBorders>
+            <w:shd w:val="clear" w:color="auto" w:fill="F8FAFD"/>
+            <w:tcMar>
+              <w:top w:w="100" w:type="dxa"/>
+              <w:left w:w="140" w:type="dxa"/>
+              <w:bottom w:w="100" w:type="dxa"/>
+              <w:right w:w="140" w:type="dxa"/>
+            </w:tcMar>
+            <w:vAlign w:val="top"/>
+          </w:tcPr>
+          <w:p>
+            <w:pPr>
+              <w:spacing w:before="40" w:after="40" w:line="240" w:lineRule="auto"/>
+              <w:jc w:val="left"/>
+            </w:pPr>
+            <w:r>
+              <w:rPr>
+                <w:rFonts w:ascii="Google Sans Text" w:hAnsi="Google Sans Text" w:cs="Google Sans Text"/>
+                <w:color w:val="1F1F1F"/>
+                <w:sz w:val="18"/>
+                <w:szCs w:val="18"/>
+              </w:rPr>
+              <w:t>BUSR-11, 10</w:t>
+            </w:r>
+          </w:p>
+        </w:tc>
+        <w:tc>
+          <w:tcPr>
+            <w:tcW w:w="2460" w:type="dxa"/>
+            <w:tcBorders>
+              <w:top w:val="single" w:color="000000" w:sz="4" w:space="0"/>
+              <w:left w:val="single" w:color="000000" w:sz="4" w:space="0"/>
+              <w:bottom w:val="single" w:color="000000" w:sz="4" w:space="0"/>
+              <w:right w:val="single" w:color="000000" w:sz="4" w:space="0"/>
+            </w:tcBorders>
+            <w:shd w:val="clear" w:color="auto" w:fill="F8FAFD"/>
+            <w:tcMar>
+              <w:top w:w="100" w:type="dxa"/>
+              <w:left w:w="140" w:type="dxa"/>
+              <w:bottom w:w="100" w:type="dxa"/>
+              <w:right w:w="140" w:type="dxa"/>
+            </w:tcMar>
+            <w:vAlign w:val="top"/>
+          </w:tcPr>
+          <w:p>
+            <w:pPr>
+              <w:spacing w:before="40" w:after="40" w:line="240" w:lineRule="auto"/>
+              <w:jc w:val="left"/>
+            </w:pPr>
+            <w:r>
+              <w:rPr>
+                <w:rFonts w:ascii="Google Sans Text" w:hAnsi="Google Sans Text" w:cs="Google Sans Text"/>
+                <w:color w:val="1F1F1F"/>
+                <w:sz w:val="18"/>
+                <w:szCs w:val="18"/>
+              </w:rPr>
+              <w:t>FR-ADM-001 (RBAC Auth), FR-ADM-002 (User/Quota), FR-ADM-003 (Dashboard)</w:t>
+            </w:r>
+          </w:p>
+        </w:tc>
+        <w:tc>
+          <w:tcPr>
+            <w:tcW w:w="1600" w:type="dxa"/>
+            <w:tcBorders>
+              <w:top w:val="single" w:color="000000" w:sz="4" w:space="0"/>
+              <w:left w:val="single" w:color="000000" w:sz="4" w:space="0"/>
+              <w:bottom w:val="single" w:color="000000" w:sz="4" w:space="0"/>
+              <w:right w:val="single" w:color="000000" w:sz="4" w:space="0"/>
+            </w:tcBorders>
+            <w:shd w:val="clear" w:color="auto" w:fill="F8FAFD"/>
+            <w:tcMar>
+              <w:top w:w="100" w:type="dxa"/>
+              <w:left w:w="140" w:type="dxa"/>
+              <w:bottom w:w="100" w:type="dxa"/>
+              <w:right w:w="140" w:type="dxa"/>
+            </w:tcMar>
+            <w:vAlign w:val="top"/>
+          </w:tcPr>
+          <w:p>
+            <w:pPr>
+              <w:spacing w:before="40" w:after="40" w:line="240" w:lineRule="auto"/>
+              <w:jc w:val="left"/>
+            </w:pPr>
+            <w:r>
+              <w:rPr>
+                <w:rFonts w:ascii="Google Sans Text" w:hAnsi="Google Sans Text" w:cs="Google Sans Text"/>
+                <w:color w:val="1F1F1F"/>
+                <w:sz w:val="18"/>
+                <w:szCs w:val="18"/>
+              </w:rPr>
+              <w:t>NFR-SEC-002, NFR-PERF-002 (&lt;= 500ms)</w:t>
+            </w:r>
+          </w:p>
+        </w:tc>
+        <w:tc>
+          <w:tcPr>
+            <w:tcW w:w="2000" w:type="dxa"/>
+            <w:tcBorders>
+              <w:top w:val="single" w:color="000000" w:sz="4" w:space="0"/>
+              <w:left w:val="single" w:color="000000" w:sz="4" w:space="0"/>
+              <w:bottom w:val="single" w:color="000000" w:sz="4" w:space="0"/>
+              <w:right w:val="single" w:color="000000" w:sz="4" w:space="0"/>
+            </w:tcBorders>
+            <w:shd w:val="clear" w:color="auto" w:fill="F8FAFD"/>
+            <w:tcMar>
+              <w:top w:w="100" w:type="dxa"/>
+              <w:left w:w="140" w:type="dxa"/>
+              <w:bottom w:w="100" w:type="dxa"/>
+              <w:right w:w="140" w:type="dxa"/>
+            </w:tcMar>
+            <w:vAlign w:val="top"/>
+          </w:tcPr>
+          <w:p>
+            <w:pPr>
+              <w:spacing w:before="40" w:after="40" w:line="240" w:lineRule="auto"/>
+              <w:jc w:val="left"/>
+            </w:pPr>
+            <w:r>
+              <w:rPr>
+                <w:rFonts w:ascii="Google Sans Text" w:hAnsi="Google Sans Text" w:cs="Google Sans Text"/>
+                <w:color w:val="1F1F1F"/>
+                <w:sz w:val="18"/>
+                <w:szCs w:val="18"/>
+              </w:rPr>
+              <w:t>AC: 100% chặn user thường vào /admin; Cập nhật Tier/Quota &lt;= 500ms; Dashboard trung thực.</w:t>
             </w:r>
           </w:p>
         </w:tc>
@@ -2385,7 +2594,7 @@
           <w:sz w:val="20"/>
           <w:szCs w:val="20"/>
         </w:rPr>
-        <w:t>100% (Tất cả 13 nhóm FR và 5 nhóm NFR đều bắt nguồn từ bài toán thực tế và nghiên cứu đối sánh tại Báo cáo WBS 1.1).</w:t>
+        <w:t>100% (Tất cả 14 nhóm FR và 5 nhóm NFR đều bắt nguồn từ bài toán thực tế, quản trị phân quyền và đối sánh giải pháp tại Báo cáo WBS 1.1).</w:t>
       </w:r>
     </w:p>
     <w:p>
@@ -2437,7 +2646,7 @@
           <w:sz w:val="20"/>
           <w:szCs w:val="20"/>
         </w:rPr>
-        <w:t>0 Orphan Requirements (Không có tính năng thừa thãi nằm ngoài phạm vi); 0 Orphan Rules (Mọi quy tắc nghiệp vụ đều có ca sử dụng và luồng mã nguồn bảo vệ).</w:t>
+        <w:t>0 Orphan Requirements (Không có tính năng thừa thãi nằm ngoài phạm vi); 0 Orphan Rules; 0 Orphan Actors (Administrator được bao phủ đầy đủ qua UC-ADM-01..03 và FR-ADM-001..003).</w:t>
       </w:r>
     </w:p>
     <w:sectPr>
